--- a/Investigare/pg/ANTEPRIMA_Yamamoto_Kenji.docx
+++ b/Investigare/pg/ANTEPRIMA_Yamamoto_Kenji.docx
@@ -1317,6 +1317,29 @@
               <w:t>≤3 Genkai</w:t>
             </w:r>
           </w:p>
+          <w:p>
+            <w:pPr>
+              <w:spacing w:before="40"/>
+            </w:pPr>
+            <w:r>
+              <w:rPr>
+                <w:b/>
+                <w:i w:val="0"/>
+                <w:color w:val="1A1A2E"/>
+                <w:sz w:val="22"/>
+              </w:rPr>
+              <w:t xml:space="preserve">Soroban: ________ </w:t>
+            </w:r>
+            <w:r>
+              <w:rPr>
+                <w:b w:val="0"/>
+                <w:i/>
+                <w:color w:val="787878"/>
+                <w:sz w:val="16"/>
+              </w:rPr>
+              <w:t>parte da 5 (0-9); +1 su 3, +2 su 2, -1 su 11, -2 su 12; decide il recupero notturno</w:t>
+            </w:r>
+          </w:p>
         </w:tc>
         <w:tc>
           <w:tcPr>
@@ -1615,7 +1638,7 @@
           <w:color w:val="787878"/>
           <w:sz w:val="18"/>
         </w:rPr>
-        <w:t>Il Gou funziona SEMPRE. Successo = preciso, Fallimento = vago. Secondo uso: costo doppio.</w:t>
+        <w:t>Il Gou funziona SEMPRE. Successo = preciso, Fallimento = vago. Ogni uso raddoppia il costo del successivo; una notte di sonno lo riabbassa di un grado.</w:t>
       </w:r>
     </w:p>
     <w:p>

--- a/Investigare/pg/ANTEPRIMA_Yamamoto_Kenji.docx
+++ b/Investigare/pg/ANTEPRIMA_Yamamoto_Kenji.docx
@@ -736,7 +736,7 @@
                 <w:color w:val="1A1A2E"/>
                 <w:sz w:val="24"/>
               </w:rPr>
-              <w:t>6</w:t>
+              <w:t>5</w:t>
             </w:r>
           </w:p>
         </w:tc>
@@ -1202,7 +1202,7 @@
           <w:color w:val="787878"/>
           <w:sz w:val="18"/>
         </w:rPr>
-        <w:t xml:space="preserve">5 punti da distribuire </w:t>
+        <w:t xml:space="preserve">3 punti da distribuire </w:t>
       </w:r>
       <w:r>
         <w:rPr>
@@ -1211,7 +1211,7 @@
           <w:color w:val="787878"/>
           <w:sz w:val="18"/>
         </w:rPr>
-        <w:t>(max 2 per attributo) + 2d6 prendi il dado più basso come bonus — max 8</w:t>
+        <w:t>(max 2 per attributo, max 8)</w:t>
       </w:r>
     </w:p>
     <w:p>
@@ -2053,6 +2053,460 @@
           <w:sz w:val="18"/>
         </w:rPr>
         <w:t>Solo il 12 è protetto. L'11 resta Nami negativo</w:t>
+      </w:r>
+    </w:p>
+    <w:p>
+      <w:pPr>
+        <w:spacing w:before="120" w:after="120"/>
+        <w:jc w:val="center"/>
+      </w:pPr>
+      <w:r>
+        <w:rPr>
+          <w:b w:val="0"/>
+          <w:i w:val="0"/>
+          <w:color w:val="B49650"/>
+          <w:sz w:val="12"/>
+        </w:rPr>
+        <w:t>━━━━━━━━━━━━━━━━━━━━━━━━━━━━━━━━━━━━━━━━━━━━━━━━━━━━━━━━━━━━━━━━━━━━━━</w:t>
+      </w:r>
+    </w:p>
+    <w:p>
+      <w:pPr>
+        <w:spacing w:before="160" w:after="80"/>
+      </w:pPr>
+      <w:r>
+        <w:rPr>
+          <w:b w:val="0"/>
+          <w:i w:val="0"/>
+          <w:color w:val="B49650"/>
+          <w:sz w:val="26"/>
+        </w:rPr>
+        <w:t>専門</w:t>
+      </w:r>
+      <w:r>
+        <w:rPr>
+          <w:b w:val="0"/>
+          <w:i w:val="0"/>
+          <w:color w:val="1A1A2E"/>
+          <w:sz w:val="26"/>
+        </w:rPr>
+        <w:t xml:space="preserve">  </w:t>
+      </w:r>
+      <w:r>
+        <w:rPr>
+          <w:b/>
+          <w:i w:val="0"/>
+          <w:color w:val="1A1A2E"/>
+          <w:sz w:val="22"/>
+        </w:rPr>
+        <w:t>SENMON — SPECIALIZZAZIONI  (scegli una, grado 1)</w:t>
+      </w:r>
+    </w:p>
+    <w:p>
+      <w:pPr>
+        <w:spacing w:after="40"/>
+        <w:ind w:left="170"/>
+      </w:pPr>
+      <w:r>
+        <w:rPr>
+          <w:b w:val="0"/>
+          <w:i/>
+          <w:color w:val="787878"/>
+          <w:sz w:val="18"/>
+        </w:rPr>
+        <w:t>Parti da Praticante: +1 ai tiri pertinenti, conosci le cose comuni del campo senza tiro. Cresce con gli usi e i punti Shugyō — vedi GENKAI_Specializzazioni.md.</w:t>
+      </w:r>
+    </w:p>
+    <w:p>
+      <w:pPr>
+        <w:spacing w:after="40"/>
+        <w:ind w:left="170"/>
+      </w:pPr>
+      <w:r>
+        <w:rPr>
+          <w:b w:val="0"/>
+          <w:i w:val="0"/>
+          <w:color w:val="1A1A2E"/>
+          <w:sz w:val="20"/>
+        </w:rPr>
+        <w:t xml:space="preserve">☐ </w:t>
+      </w:r>
+      <w:r>
+        <w:rPr>
+          <w:b/>
+          <w:i w:val="0"/>
+          <w:color w:val="1A1A2E"/>
+          <w:sz w:val="20"/>
+        </w:rPr>
+        <w:t>Ambienti yakuza</w:t>
+      </w:r>
+      <w:r>
+        <w:rPr>
+          <w:b w:val="0"/>
+          <w:i w:val="0"/>
+          <w:color w:val="B49650"/>
+          <w:sz w:val="18"/>
+        </w:rPr>
+        <w:t xml:space="preserve">  (Silenzio)  —  </w:t>
+      </w:r>
+      <w:r>
+        <w:rPr>
+          <w:b w:val="0"/>
+          <w:i w:val="0"/>
+          <w:color w:val="787878"/>
+          <w:sz w:val="18"/>
+        </w:rPr>
+        <w:t>Diciott'anni a Kyoto: sai chi comanda in quali strade e come si parla a un kumichō senza perdere la faccia.</w:t>
+      </w:r>
+    </w:p>
+    <w:p>
+      <w:pPr>
+        <w:spacing w:after="40"/>
+        <w:ind w:left="170"/>
+      </w:pPr>
+      <w:r>
+        <w:rPr>
+          <w:b w:val="0"/>
+          <w:i w:val="0"/>
+          <w:color w:val="1A1A2E"/>
+          <w:sz w:val="20"/>
+        </w:rPr>
+        <w:t xml:space="preserve">☐ </w:t>
+      </w:r>
+      <w:r>
+        <w:rPr>
+          <w:b/>
+          <w:i w:val="0"/>
+          <w:color w:val="1A1A2E"/>
+          <w:sz w:val="20"/>
+        </w:rPr>
+        <w:t>Stampa e media</w:t>
+      </w:r>
+      <w:r>
+        <w:rPr>
+          <w:b w:val="0"/>
+          <w:i w:val="0"/>
+          <w:color w:val="B49650"/>
+          <w:sz w:val="18"/>
+        </w:rPr>
+        <w:t xml:space="preserve">  (Presenza)  —  </w:t>
+      </w:r>
+      <w:r>
+        <w:rPr>
+          <w:b w:val="0"/>
+          <w:i w:val="0"/>
+          <w:color w:val="787878"/>
+          <w:sz w:val="18"/>
+        </w:rPr>
+        <w:t>Sai come ragionano le redazioni, cosa fa notizia e cosa può aspettare. E hai un amico al Kyoto Shimbun.</w:t>
+      </w:r>
+    </w:p>
+    <w:p>
+      <w:pPr>
+        <w:spacing w:after="40"/>
+        <w:ind w:left="170"/>
+      </w:pPr>
+      <w:r>
+        <w:rPr>
+          <w:b w:val="0"/>
+          <w:i w:val="0"/>
+          <w:color w:val="1A1A2E"/>
+          <w:sz w:val="20"/>
+        </w:rPr>
+        <w:t xml:space="preserve">☐ </w:t>
+      </w:r>
+      <w:r>
+        <w:rPr>
+          <w:b/>
+          <w:i w:val="0"/>
+          <w:color w:val="1A1A2E"/>
+          <w:sz w:val="20"/>
+        </w:rPr>
+        <w:t>Lotta</w:t>
+      </w:r>
+      <w:r>
+        <w:rPr>
+          <w:b w:val="0"/>
+          <w:i w:val="0"/>
+          <w:color w:val="B49650"/>
+          <w:sz w:val="18"/>
+        </w:rPr>
+        <w:t xml:space="preserve">  (Presenza)  —  </w:t>
+      </w:r>
+      <w:r>
+        <w:rPr>
+          <w:b w:val="0"/>
+          <w:i w:val="0"/>
+          <w:color w:val="787878"/>
+          <w:sz w:val="18"/>
+        </w:rPr>
+        <w:t>Accademia vecchia scuola: pugni, prese, immobilizzazioni e tecniche d'arresto.</w:t>
+      </w:r>
+    </w:p>
+    <w:p>
+      <w:pPr>
+        <w:spacing w:before="80" w:after="20"/>
+        <w:ind w:left="170"/>
+      </w:pPr>
+      <w:r>
+        <w:rPr>
+          <w:b/>
+          <w:i w:val="0"/>
+          <w:color w:val="1A1A2E"/>
+          <w:sz w:val="20"/>
+        </w:rPr>
+        <w:t xml:space="preserve">Grado: ______    Usi: </w:t>
+      </w:r>
+      <w:r>
+        <w:rPr>
+          <w:b w:val="0"/>
+          <w:i w:val="0"/>
+          <w:color w:val="1A1A2E"/>
+          <w:sz w:val="22"/>
+        </w:rPr>
+        <w:t>☐☐☐☐☐☐☐☐☐☐</w:t>
+      </w:r>
+    </w:p>
+    <w:p>
+      <w:pPr>
+        <w:ind w:left="170"/>
+      </w:pPr>
+      <w:r>
+        <w:rPr>
+          <w:b w:val="0"/>
+          <w:i/>
+          <w:color w:val="787878"/>
+          <w:sz w:val="16"/>
+        </w:rPr>
+        <w:t>10 usi + 19 Shugyō (attr. chiave di scheda 6+) → Esperto (+2)  ·  25 usi + 39 Shugyō (paletti) → Maestro</w:t>
+      </w:r>
+    </w:p>
+    <w:p>
+      <w:pPr>
+        <w:spacing w:before="120" w:after="120"/>
+        <w:jc w:val="center"/>
+      </w:pPr>
+      <w:r>
+        <w:rPr>
+          <w:b w:val="0"/>
+          <w:i w:val="0"/>
+          <w:color w:val="B49650"/>
+          <w:sz w:val="12"/>
+        </w:rPr>
+        <w:t>━━━━━━━━━━━━━━━━━━━━━━━━━━━━━━━━━━━━━━━━━━━━━━━━━━━━━━━━━━━━━━━━━━━━━━</w:t>
+      </w:r>
+    </w:p>
+    <w:p>
+      <w:pPr>
+        <w:spacing w:before="160" w:after="80"/>
+      </w:pPr>
+      <w:r>
+        <w:rPr>
+          <w:b w:val="0"/>
+          <w:i w:val="0"/>
+          <w:color w:val="B49650"/>
+          <w:sz w:val="26"/>
+        </w:rPr>
+        <w:t>装</w:t>
+      </w:r>
+      <w:r>
+        <w:rPr>
+          <w:b w:val="0"/>
+          <w:i w:val="0"/>
+          <w:color w:val="1A1A2E"/>
+          <w:sz w:val="26"/>
+        </w:rPr>
+        <w:t xml:space="preserve">  </w:t>
+      </w:r>
+      <w:r>
+        <w:rPr>
+          <w:b/>
+          <w:i w:val="0"/>
+          <w:color w:val="1A1A2E"/>
+          <w:sz w:val="22"/>
+        </w:rPr>
+        <w:t>EQUIPAGGIAMENTO DI SERVIZIO</w:t>
+      </w:r>
+    </w:p>
+    <w:p>
+      <w:pPr>
+        <w:spacing w:after="40"/>
+        <w:ind w:left="170"/>
+      </w:pPr>
+      <w:r>
+        <w:rPr>
+          <w:b w:val="0"/>
+          <w:i/>
+          <w:color w:val="787878"/>
+          <w:sz w:val="18"/>
+        </w:rPr>
+        <w:t>In borghese non porti l'arma: resta nell'armadietto in centrale e si preleva, firmando, solo per le operazioni. (Regole di scontro: GENKAI_Combattimento.md)</w:t>
+      </w:r>
+    </w:p>
+    <w:p>
+      <w:pPr>
+        <w:spacing w:after="20"/>
+        <w:ind w:left="170"/>
+      </w:pPr>
+      <w:r>
+        <w:rPr>
+          <w:b w:val="0"/>
+          <w:i w:val="0"/>
+          <w:color w:val="787878"/>
+          <w:sz w:val="18"/>
+        </w:rPr>
+        <w:t>• Armadietto — Revolver New Nambu M60 (.38, 5 colpi): Lucidità, danno +3. Addestramento base: sai usarla, non sei un tiratore scelto</w:t>
+      </w:r>
+    </w:p>
+    <w:p>
+      <w:pPr>
+        <w:spacing w:after="20"/>
+        <w:ind w:left="170"/>
+      </w:pPr>
+      <w:r>
+        <w:rPr>
+          <w:b w:val="0"/>
+          <w:i w:val="0"/>
+          <w:color w:val="787878"/>
+          <w:sz w:val="18"/>
+        </w:rPr>
+        <w:t>• Armadietto — Giubbotto antiproiettile: -2 al dado di difesa contro armi da fuoco (operazioni a rischio)</w:t>
+      </w:r>
+    </w:p>
+    <w:p>
+      <w:pPr>
+        <w:spacing w:after="20"/>
+        <w:ind w:left="170"/>
+      </w:pPr>
+      <w:r>
+        <w:rPr>
+          <w:b w:val="0"/>
+          <w:i w:val="0"/>
+          <w:color w:val="787878"/>
+          <w:sz w:val="18"/>
+        </w:rPr>
+        <w:t>• Operazioni — Keibō (manganello): Silenzio, danno +2</w:t>
+      </w:r>
+    </w:p>
+    <w:p>
+      <w:pPr>
+        <w:spacing w:after="20"/>
+        <w:ind w:left="170"/>
+      </w:pPr>
+      <w:r>
+        <w:rPr>
+          <w:b w:val="0"/>
+          <w:i w:val="0"/>
+          <w:color w:val="787878"/>
+          <w:sz w:val="18"/>
+        </w:rPr>
+        <w:t>• Sempre con te — Keisatsu techō (tesserino), manette, taccuino</w:t>
+      </w:r>
+    </w:p>
+    <w:p>
+      <w:pPr>
+        <w:spacing w:after="20"/>
+        <w:ind w:left="170"/>
+      </w:pPr>
+      <w:r>
+        <w:rPr>
+          <w:b w:val="0"/>
+          <w:i w:val="0"/>
+          <w:color w:val="787878"/>
+          <w:sz w:val="18"/>
+        </w:rPr>
+        <w:t>• A mani nude — Lotta: Presenza, danno +1 (prese e immobilizzazioni d'accademia)</w:t>
+      </w:r>
+    </w:p>
+    <w:p>
+      <w:pPr>
+        <w:spacing w:before="120" w:after="120"/>
+        <w:jc w:val="center"/>
+      </w:pPr>
+      <w:r>
+        <w:rPr>
+          <w:b w:val="0"/>
+          <w:i w:val="0"/>
+          <w:color w:val="B49650"/>
+          <w:sz w:val="12"/>
+        </w:rPr>
+        <w:t>━━━━━━━━━━━━━━━━━━━━━━━━━━━━━━━━━━━━━━━━━━━━━━━━━━━━━━━━━━━━━━━━━━━━━━</w:t>
+      </w:r>
+    </w:p>
+    <w:p>
+      <w:pPr>
+        <w:spacing w:before="160" w:after="80"/>
+      </w:pPr>
+      <w:r>
+        <w:rPr>
+          <w:b w:val="0"/>
+          <w:i w:val="0"/>
+          <w:color w:val="B49650"/>
+          <w:sz w:val="26"/>
+        </w:rPr>
+        <w:t>修行</w:t>
+      </w:r>
+      <w:r>
+        <w:rPr>
+          <w:b w:val="0"/>
+          <w:i w:val="0"/>
+          <w:color w:val="1A1A2E"/>
+          <w:sz w:val="26"/>
+        </w:rPr>
+        <w:t xml:space="preserve">  </w:t>
+      </w:r>
+      <w:r>
+        <w:rPr>
+          <w:b/>
+          <w:i w:val="0"/>
+          <w:color w:val="1A1A2E"/>
+          <w:sz w:val="22"/>
+        </w:rPr>
+        <w:t>SHUGYŌ — CRESCITA</w:t>
+      </w:r>
+    </w:p>
+    <w:p>
+      <w:pPr>
+        <w:spacing w:after="40"/>
+        <w:ind w:left="170"/>
+      </w:pPr>
+      <w:r>
+        <w:rPr>
+          <w:b/>
+          <w:i w:val="0"/>
+          <w:color w:val="1A1A2E"/>
+          <w:sz w:val="22"/>
+        </w:rPr>
+        <w:t>Punti Shugyō: ____________________</w:t>
+      </w:r>
+    </w:p>
+    <w:p>
+      <w:pPr>
+        <w:spacing w:after="20"/>
+        <w:ind w:left="170"/>
+      </w:pPr>
+      <w:r>
+        <w:rPr>
+          <w:b w:val="0"/>
+          <w:i w:val="0"/>
+          <w:color w:val="787878"/>
+          <w:sz w:val="16"/>
+        </w:rPr>
+        <w:t>Guadagno: 1 a sessione · 4-6 a caso chiuso · +1 scena personale ben gestita · +1 momento eccezionale (max 1/sessione)</w:t>
+      </w:r>
+    </w:p>
+    <w:p>
+      <w:pPr>
+        <w:ind w:left="170"/>
+      </w:pPr>
+      <w:r>
+        <w:rPr>
+          <w:b w:val="0"/>
+          <w:i w:val="0"/>
+          <w:color w:val="787878"/>
+          <w:sz w:val="16"/>
+        </w:rPr>
+        <w:t>Spesa tra i casi: attributo = arrivo ×3 · Ki max = arrivo ×4 (tetto 12) · Senmon 9/19/39 · Enja extra 12 · affinare il Gou = base ×11</w:t>
       </w:r>
     </w:p>
     <w:p>

--- a/Investigare/pg/ANTEPRIMA_Yamamoto_Kenji.docx
+++ b/Investigare/pg/ANTEPRIMA_Yamamoto_Kenji.docx
@@ -1294,7 +1294,7 @@
                 <w:color w:val="8B0000"/>
                 <w:sz w:val="16"/>
               </w:rPr>
-              <w:t>attributo più basso +2d6 prendi il dado più alto, 1 si ritira</w:t>
+              <w:t>attributo più basso + 2d6 prendi il più alto; l'1 si ritira una sola volta. Il dado si ritira a ogni nuovo caso; i comprati si sommano sempre</w:t>
             </w:r>
           </w:p>
           <w:p>
@@ -1337,7 +1337,7 @@
                 <w:color w:val="787878"/>
                 <w:sz w:val="16"/>
               </w:rPr>
-              <w:t>parte da 5 (0-9); +1 su 3, +2 su 2, -1 su 11, -2 su 12; decide il recupero notturno</w:t>
+              <w:t>parte da 5 (0-9); +1 su 3, +2 su 2, -1 su 11, -2 su 12; decide il recupero notturno; domani riparti dalla chiusura, avvicinata di 1 al riposo</w:t>
             </w:r>
           </w:p>
         </w:tc>
@@ -1386,7 +1386,7 @@
                 <w:color w:val="787878"/>
                 <w:sz w:val="18"/>
               </w:rPr>
-              <w:t>1/sessione</w:t>
+              <w:t>1/sessione — dichiarato prima del tiro</w:t>
             </w:r>
           </w:p>
           <w:p>
@@ -1397,7 +1397,7 @@
                 <w:color w:val="1A1A2E"/>
                 <w:sz w:val="18"/>
               </w:rPr>
-              <w:t>successo automatico ☐</w:t>
+              <w:t>il dado vale 2, niente Kiwami ☐</w:t>
             </w:r>
           </w:p>
         </w:tc>
@@ -1638,7 +1638,7 @@
           <w:color w:val="787878"/>
           <w:sz w:val="18"/>
         </w:rPr>
-        <w:t>Il Gou funziona SEMPRE. Successo = preciso, Fallimento = vago. Ogni uso raddoppia il costo del successivo; una notte di sonno lo riabbassa di un grado.</w:t>
+        <w:t>Il Gou funziona SEMPRE. Successo = preciso, Fallimento = vago. Ogni uso raddoppia il costo del successivo; una notte di sonno lo riabbassa di un grado. Il costo si paga per intero: se ti porterebbe a 0 o sotto, il Gou non si attiva.</w:t>
       </w:r>
     </w:p>
     <w:p>
@@ -2222,7 +2222,7 @@
           <w:color w:val="1A1A2E"/>
           <w:sz w:val="20"/>
         </w:rPr>
-        <w:t>Lotta</w:t>
+        <w:t>Interrogatorio</w:t>
       </w:r>
       <w:r>
         <w:rPr>
@@ -2231,7 +2231,7 @@
           <w:color w:val="B49650"/>
           <w:sz w:val="18"/>
         </w:rPr>
-        <w:t xml:space="preserve">  (Presenza)  —  </w:t>
+        <w:t xml:space="preserve">  (Pazienza o Ascolto)  —  </w:t>
       </w:r>
       <w:r>
         <w:rPr>
@@ -2240,7 +2240,7 @@
           <w:color w:val="787878"/>
           <w:sz w:val="18"/>
         </w:rPr>
-        <w:t>Accademia vecchia scuola: pugni, prese, immobilizzazioni e tecniche d'arresto.</w:t>
+        <w:t>Diciott'anni di stanze chiuse: sblocca le tecniche di apertura — il terreno emotivo che si prepara prima delle domande vere.</w:t>
       </w:r>
     </w:p>
     <w:p>
@@ -2355,7 +2355,7 @@
           <w:color w:val="787878"/>
           <w:sz w:val="18"/>
         </w:rPr>
-        <w:t>• Armadietto — Revolver New Nambu M60 (.38, 5 colpi): Lucidità, danno +3. Addestramento base: sai usarla, non sei un tiratore scelto</w:t>
+        <w:t>• Armadietto — Revolver New Nambu M60 (.38, 5 colpi): Lucidità · vel. 3/1 · ricarica 4 · danno 3. Addestramento base: sai usarla, non sei un tiratore scelto</w:t>
       </w:r>
     </w:p>
     <w:p>
@@ -2370,7 +2370,7 @@
           <w:color w:val="787878"/>
           <w:sz w:val="18"/>
         </w:rPr>
-        <w:t>• Armadietto — Giubbotto antiproiettile: -2 al dado di difesa contro armi da fuoco (operazioni a rischio)</w:t>
+        <w:t>• Armadietto — Giubbotto antiproiettile: Assorbe 3 (fisso, contro ogni colpo) · indossare 4</w:t>
       </w:r>
     </w:p>
     <w:p>
@@ -2385,7 +2385,7 @@
           <w:color w:val="787878"/>
           <w:sz w:val="18"/>
         </w:rPr>
-        <w:t>• Operazioni — Keibō (manganello): Silenzio, danno +2</w:t>
+        <w:t>• Operazioni — Keibō (manganello): Pazienza o Silenzio · vel. 2/1 · danno 2</w:t>
       </w:r>
     </w:p>
     <w:p>
@@ -2415,7 +2415,7 @@
           <w:color w:val="787878"/>
           <w:sz w:val="18"/>
         </w:rPr>
-        <w:t>• A mani nude — Lotta: Presenza, danno +1 (prese e immobilizzazioni d'accademia)</w:t>
+        <w:t>• A mani nude — Lotta 1 d'accademia: Presenza · vel. 1/1 · danno 1 (prese e immobilizzazioni; il grado 1 ce l'hanno tutti gli investigatori)</w:t>
       </w:r>
     </w:p>
     <w:p>

--- a/Investigare/pg/ANTEPRIMA_Yamamoto_Kenji.docx
+++ b/Investigare/pg/ANTEPRIMA_Yamamoto_Kenji.docx
@@ -31,7 +31,7 @@
       <w:tr>
         <w:tc>
           <w:tcPr>
-            <w:tcW w:w="4536" w:type="dxa"/>
+            <w:tcW w:w="4082" w:type="dxa"/>
             <w:vAlign w:val="center"/>
             <w:tcBorders>
               <w:top w:val="none"/>
@@ -72,7 +72,7 @@
         </w:tc>
         <w:tc>
           <w:tcPr>
-            <w:tcW w:w="5103" w:type="dxa"/>
+            <w:tcW w:w="4649" w:type="dxa"/>
             <w:vAlign w:val="center"/>
             <w:tcBorders>
               <w:top w:val="none"/>
@@ -176,7 +176,7 @@
         </w:tc>
         <w:tc>
           <w:tcPr>
-            <w:tcW w:w="2268" w:type="dxa"/>
+            <w:tcW w:w="2041" w:type="dxa"/>
             <w:vAlign w:val="center"/>
             <w:tcBorders>
               <w:top w:val="none"/>
@@ -229,7 +229,7 @@
     </w:tbl>
     <w:p>
       <w:pPr>
-        <w:spacing w:before="120" w:after="120"/>
+        <w:spacing w:before="80" w:after="80"/>
         <w:jc w:val="center"/>
       </w:pPr>
       <w:r>
@@ -244,6 +244,7 @@
     </w:p>
     <w:p>
       <w:pPr>
+        <w:keepNext/>
         <w:spacing w:before="160" w:after="80"/>
       </w:pPr>
       <w:r>
@@ -1216,7 +1217,7 @@
     </w:p>
     <w:p>
       <w:pPr>
-        <w:spacing w:before="120" w:after="120"/>
+        <w:spacing w:before="80" w:after="80"/>
         <w:jc w:val="center"/>
       </w:pPr>
       <w:r>
@@ -1405,7 +1406,7 @@
     </w:tbl>
     <w:p>
       <w:pPr>
-        <w:spacing w:before="120" w:after="120"/>
+        <w:spacing w:before="80" w:after="80"/>
         <w:jc w:val="center"/>
       </w:pPr>
       <w:r>
@@ -1581,7 +1582,7 @@
     </w:tbl>
     <w:p>
       <w:pPr>
-        <w:spacing w:before="120" w:after="120"/>
+        <w:spacing w:before="80" w:after="80"/>
         <w:jc w:val="center"/>
       </w:pPr>
       <w:r>
@@ -1596,6 +1597,7 @@
     </w:p>
     <w:p>
       <w:pPr>
+        <w:keepNext/>
         <w:spacing w:before="160" w:after="80"/>
       </w:pPr>
       <w:r>
@@ -1628,6 +1630,8 @@
     </w:p>
     <w:p>
       <w:pPr>
+        <w:keepNext/>
+        <w:keepLines/>
         <w:spacing w:after="40"/>
         <w:ind w:left="170"/>
       </w:pPr>
@@ -1638,11 +1642,13 @@
           <w:color w:val="787878"/>
           <w:sz w:val="18"/>
         </w:rPr>
-        <w:t>Il Gou funziona SEMPRE. Successo = preciso, Fallimento = vago. Ogni uso raddoppia il costo del successivo; una notte di sonno lo riabbassa di un grado. Il costo si paga per intero: se ti porterebbe a 0 o sotto, il Gou non si attiva.</w:t>
+        <w:t>Il Gou funziona SEMPRE. Successo = preciso, Fallimento = vago. Ogni uso raddoppia il costo del successivo; una notte di sonno lo riabbassa di un grado. Il costo si paga per intero: se ti portasse a 0 o sotto, il Gou non si attiva.</w:t>
       </w:r>
     </w:p>
     <w:p>
       <w:pPr>
+        <w:keepNext/>
+        <w:keepLines/>
         <w:spacing w:before="120" w:after="40"/>
         <w:ind w:left="170"/>
       </w:pPr>
@@ -1667,6 +1673,8 @@
     </w:p>
     <w:p>
       <w:pPr>
+        <w:keepNext/>
+        <w:keepLines/>
         <w:spacing w:after="40"/>
         <w:ind w:left="340"/>
       </w:pPr>
@@ -1682,6 +1690,8 @@
     </w:p>
     <w:p>
       <w:pPr>
+        <w:keepNext/>
+        <w:keepLines/>
         <w:spacing w:after="20"/>
         <w:ind w:left="340"/>
       </w:pPr>
@@ -1733,6 +1743,8 @@
     </w:p>
     <w:p>
       <w:pPr>
+        <w:keepNext/>
+        <w:keepLines/>
         <w:spacing w:after="20"/>
         <w:ind w:left="340"/>
       </w:pPr>
@@ -1757,6 +1769,7 @@
     </w:p>
     <w:p>
       <w:pPr>
+        <w:keepLines/>
         <w:spacing w:after="40"/>
         <w:ind w:left="340"/>
       </w:pPr>
@@ -1781,6 +1794,8 @@
     </w:p>
     <w:p>
       <w:pPr>
+        <w:keepNext/>
+        <w:keepLines/>
         <w:spacing w:before="120" w:after="40"/>
         <w:ind w:left="170"/>
       </w:pPr>
@@ -1805,6 +1820,8 @@
     </w:p>
     <w:p>
       <w:pPr>
+        <w:keepNext/>
+        <w:keepLines/>
         <w:spacing w:after="40"/>
         <w:ind w:left="340"/>
       </w:pPr>
@@ -1820,6 +1837,8 @@
     </w:p>
     <w:p>
       <w:pPr>
+        <w:keepNext/>
+        <w:keepLines/>
         <w:spacing w:after="20"/>
         <w:ind w:left="340"/>
       </w:pPr>
@@ -1871,6 +1890,34 @@
     </w:p>
     <w:p>
       <w:pPr>
+        <w:keepNext/>
+        <w:keepLines/>
+        <w:spacing w:after="20"/>
+        <w:ind w:left="340"/>
+      </w:pPr>
+      <w:r>
+        <w:rPr>
+          <w:b/>
+          <w:i w:val="0"/>
+          <w:color w:val="787878"/>
+          <w:sz w:val="18"/>
+        </w:rPr>
+        <w:t xml:space="preserve">Vincolo: </w:t>
+      </w:r>
+      <w:r>
+        <w:rPr>
+          <w:b w:val="0"/>
+          <w:i w:val="0"/>
+          <w:color w:val="787878"/>
+          <w:sz w:val="18"/>
+        </w:rPr>
+        <w:t>devi essere sul luogo, entro 48 ore dal fatto</w:t>
+      </w:r>
+    </w:p>
+    <w:p>
+      <w:pPr>
+        <w:keepNext/>
+        <w:keepLines/>
         <w:spacing w:after="20"/>
         <w:ind w:left="340"/>
       </w:pPr>
@@ -1895,6 +1942,7 @@
     </w:p>
     <w:p>
       <w:pPr>
+        <w:keepLines/>
         <w:spacing w:after="40"/>
         <w:ind w:left="340"/>
       </w:pPr>
@@ -1919,6 +1967,8 @@
     </w:p>
     <w:p>
       <w:pPr>
+        <w:keepNext/>
+        <w:keepLines/>
         <w:spacing w:before="120" w:after="40"/>
         <w:ind w:left="170"/>
       </w:pPr>
@@ -1943,6 +1993,8 @@
     </w:p>
     <w:p>
       <w:pPr>
+        <w:keepNext/>
+        <w:keepLines/>
         <w:spacing w:after="40"/>
         <w:ind w:left="340"/>
       </w:pPr>
@@ -1953,11 +2005,13 @@
           <w:color w:val="787878"/>
           <w:sz w:val="18"/>
         </w:rPr>
-        <w:t>Lo spirito del samurai che non cede. Attivabile solo a Ki 4-5; il costo non innesca il Genkai: si verifica a fine scena.</w:t>
+        <w:t>Lo spirito del samurai che non cede.</w:t>
       </w:r>
     </w:p>
     <w:p>
       <w:pPr>
+        <w:keepNext/>
+        <w:keepLines/>
         <w:spacing w:after="20"/>
         <w:ind w:left="340"/>
       </w:pPr>
@@ -1977,7 +2031,7 @@
           <w:color w:val="787878"/>
           <w:sz w:val="18"/>
         </w:rPr>
-        <w:t>Distacco o Pazienza (dual)</w:t>
+        <w:t>Distacco o Pazienza (a scelta)</w:t>
       </w:r>
       <w:r>
         <w:rPr>
@@ -2009,6 +2063,34 @@
     </w:p>
     <w:p>
       <w:pPr>
+        <w:keepNext/>
+        <w:keepLines/>
+        <w:spacing w:after="20"/>
+        <w:ind w:left="340"/>
+      </w:pPr>
+      <w:r>
+        <w:rPr>
+          <w:b/>
+          <w:i w:val="0"/>
+          <w:color w:val="787878"/>
+          <w:sz w:val="18"/>
+        </w:rPr>
+        <w:t xml:space="preserve">Vincolo: </w:t>
+      </w:r>
+      <w:r>
+        <w:rPr>
+          <w:b w:val="0"/>
+          <w:i w:val="0"/>
+          <w:color w:val="787878"/>
+          <w:sz w:val="18"/>
+        </w:rPr>
+        <w:t>attivabile solo a Ki 4 o 5; il costo non innesca il Genkai — si valuta a fine scena</w:t>
+      </w:r>
+    </w:p>
+    <w:p>
+      <w:pPr>
+        <w:keepNext/>
+        <w:keepLines/>
         <w:spacing w:after="20"/>
         <w:ind w:left="340"/>
       </w:pPr>
@@ -2033,6 +2115,7 @@
     </w:p>
     <w:p>
       <w:pPr>
+        <w:keepLines/>
         <w:spacing w:after="40"/>
         <w:ind w:left="340"/>
       </w:pPr>
@@ -2057,7 +2140,7 @@
     </w:p>
     <w:p>
       <w:pPr>
-        <w:spacing w:before="120" w:after="120"/>
+        <w:spacing w:before="80" w:after="80"/>
         <w:jc w:val="center"/>
       </w:pPr>
       <w:r>
@@ -2072,6 +2155,7 @@
     </w:p>
     <w:p>
       <w:pPr>
+        <w:keepNext/>
         <w:spacing w:before="160" w:after="80"/>
       </w:pPr>
       <w:r>
@@ -2104,6 +2188,8 @@
     </w:p>
     <w:p>
       <w:pPr>
+        <w:keepNext/>
+        <w:keepLines/>
         <w:spacing w:after="40"/>
         <w:ind w:left="170"/>
       </w:pPr>
@@ -2114,11 +2200,13 @@
           <w:color w:val="787878"/>
           <w:sz w:val="18"/>
         </w:rPr>
-        <w:t>Parti da Praticante: +1 ai tiri pertinenti, conosci le cose comuni del campo senza tiro. Cresce con gli usi e i punti Shugyō — vedi GENKAI_Specializzazioni.md.</w:t>
+        <w:t>Parti da Praticante: +1 ai tiri pertinenti (il bonus si sottrae dal dado), conosci le cose comuni del campo senza tiro. Cresce con gli usi e i punti Shugyō — vedi GENKAI_Specializzazioni.md.</w:t>
       </w:r>
     </w:p>
     <w:p>
       <w:pPr>
+        <w:keepNext/>
+        <w:keepLines/>
         <w:spacing w:after="40"/>
         <w:ind w:left="170"/>
       </w:pPr>
@@ -2161,6 +2249,8 @@
     </w:p>
     <w:p>
       <w:pPr>
+        <w:keepNext/>
+        <w:keepLines/>
         <w:spacing w:after="40"/>
         <w:ind w:left="170"/>
       </w:pPr>
@@ -2203,6 +2293,8 @@
     </w:p>
     <w:p>
       <w:pPr>
+        <w:keepNext/>
+        <w:keepLines/>
         <w:spacing w:after="40"/>
         <w:ind w:left="170"/>
       </w:pPr>
@@ -2245,6 +2337,7 @@
     </w:p>
     <w:p>
       <w:pPr>
+        <w:keepNext/>
         <w:spacing w:before="80" w:after="20"/>
         <w:ind w:left="170"/>
       </w:pPr>
@@ -2283,7 +2376,7 @@
     </w:p>
     <w:p>
       <w:pPr>
-        <w:spacing w:before="120" w:after="120"/>
+        <w:spacing w:before="80" w:after="80"/>
         <w:jc w:val="center"/>
       </w:pPr>
       <w:r>
@@ -2298,6 +2391,7 @@
     </w:p>
     <w:p>
       <w:pPr>
+        <w:keepNext/>
         <w:spacing w:before="160" w:after="80"/>
       </w:pPr>
       <w:r>
@@ -2330,6 +2424,8 @@
     </w:p>
     <w:p>
       <w:pPr>
+        <w:keepNext/>
+        <w:keepLines/>
         <w:spacing w:after="40"/>
         <w:ind w:left="170"/>
       </w:pPr>
@@ -2345,6 +2441,8 @@
     </w:p>
     <w:p>
       <w:pPr>
+        <w:keepNext/>
+        <w:keepLines/>
         <w:spacing w:after="20"/>
         <w:ind w:left="170"/>
       </w:pPr>
@@ -2360,6 +2458,8 @@
     </w:p>
     <w:p>
       <w:pPr>
+        <w:keepNext/>
+        <w:keepLines/>
         <w:spacing w:after="20"/>
         <w:ind w:left="170"/>
       </w:pPr>
@@ -2375,6 +2475,8 @@
     </w:p>
     <w:p>
       <w:pPr>
+        <w:keepNext/>
+        <w:keepLines/>
         <w:spacing w:after="20"/>
         <w:ind w:left="170"/>
       </w:pPr>
@@ -2385,11 +2487,13 @@
           <w:color w:val="787878"/>
           <w:sz w:val="18"/>
         </w:rPr>
-        <w:t>• Operazioni — Keibō (manganello): Pazienza o Silenzio · vel. 2/1 · danno 2</w:t>
+        <w:t>• Operazioni — Keibō (manganello): Silenzio · vel. 2/1 · danno 2</w:t>
       </w:r>
     </w:p>
     <w:p>
       <w:pPr>
+        <w:keepNext/>
+        <w:keepLines/>
         <w:spacing w:after="20"/>
         <w:ind w:left="170"/>
       </w:pPr>
@@ -2405,6 +2509,7 @@
     </w:p>
     <w:p>
       <w:pPr>
+        <w:keepLines/>
         <w:spacing w:after="20"/>
         <w:ind w:left="170"/>
       </w:pPr>
@@ -2420,7 +2525,7 @@
     </w:p>
     <w:p>
       <w:pPr>
-        <w:spacing w:before="120" w:after="120"/>
+        <w:spacing w:before="80" w:after="80"/>
         <w:jc w:val="center"/>
       </w:pPr>
       <w:r>
@@ -2435,6 +2540,7 @@
     </w:p>
     <w:p>
       <w:pPr>
+        <w:keepNext/>
         <w:spacing w:before="160" w:after="80"/>
       </w:pPr>
       <w:r>
@@ -2467,6 +2573,7 @@
     </w:p>
     <w:p>
       <w:pPr>
+        <w:keepNext/>
         <w:spacing w:after="40"/>
         <w:ind w:left="170"/>
       </w:pPr>
@@ -2482,6 +2589,7 @@
     </w:p>
     <w:p>
       <w:pPr>
+        <w:keepNext/>
         <w:spacing w:after="20"/>
         <w:ind w:left="170"/>
       </w:pPr>
@@ -2511,7 +2619,7 @@
     </w:p>
     <w:p>
       <w:pPr>
-        <w:spacing w:before="120" w:after="120"/>
+        <w:spacing w:before="80" w:after="80"/>
         <w:jc w:val="center"/>
       </w:pPr>
       <w:r>
@@ -2531,6 +2639,7 @@
     </w:p>
     <w:p>
       <w:pPr>
+        <w:keepNext/>
         <w:spacing w:before="160" w:after="80"/>
       </w:pPr>
       <w:r>
@@ -2563,6 +2672,7 @@
     </w:p>
     <w:p>
       <w:pPr>
+        <w:keepLines/>
         <w:spacing w:after="60"/>
         <w:ind w:left="170"/>
       </w:pPr>
@@ -2578,7 +2688,7 @@
     </w:p>
     <w:p>
       <w:pPr>
-        <w:spacing w:before="120" w:after="120"/>
+        <w:spacing w:before="80" w:after="80"/>
         <w:jc w:val="center"/>
       </w:pPr>
       <w:r>
@@ -2593,6 +2703,7 @@
     </w:p>
     <w:p>
       <w:pPr>
+        <w:keepNext/>
         <w:spacing w:before="160" w:after="80"/>
       </w:pPr>
       <w:r>
@@ -2625,6 +2736,7 @@
     </w:p>
     <w:p>
       <w:pPr>
+        <w:keepLines/>
         <w:spacing w:after="60"/>
         <w:ind w:left="170"/>
       </w:pPr>
@@ -2640,7 +2752,7 @@
     </w:p>
     <w:p>
       <w:pPr>
-        <w:spacing w:before="120" w:after="120"/>
+        <w:spacing w:before="80" w:after="80"/>
         <w:jc w:val="center"/>
       </w:pPr>
       <w:r>
@@ -2655,6 +2767,7 @@
     </w:p>
     <w:p>
       <w:pPr>
+        <w:keepNext/>
         <w:spacing w:before="160" w:after="80"/>
       </w:pPr>
       <w:r>
@@ -2882,6 +2995,7 @@
     </w:tbl>
     <w:p>
       <w:pPr>
+        <w:keepLines/>
         <w:spacing w:after="40"/>
         <w:ind w:left="170"/>
       </w:pPr>
@@ -2897,7 +3011,7 @@
     </w:p>
     <w:p>
       <w:pPr>
-        <w:spacing w:before="120" w:after="120"/>
+        <w:spacing w:before="80" w:after="80"/>
         <w:jc w:val="center"/>
       </w:pPr>
       <w:r>
@@ -2912,6 +3026,7 @@
     </w:p>
     <w:p>
       <w:pPr>
+        <w:keepNext/>
         <w:spacing w:before="160" w:after="80"/>
       </w:pPr>
       <w:r>
@@ -2944,6 +3059,7 @@
     </w:p>
     <w:p>
       <w:pPr>
+        <w:keepLines/>
         <w:spacing w:after="40"/>
         <w:ind w:left="170"/>
       </w:pPr>
@@ -2959,6 +3075,7 @@
     </w:p>
     <w:p>
       <w:pPr>
+        <w:keepLines/>
         <w:spacing w:after="40"/>
         <w:ind w:left="170"/>
       </w:pPr>
@@ -2969,7 +3086,7 @@
           <w:color w:val="1A1A2E"/>
           <w:sz w:val="20"/>
         </w:rPr>
-        <w:t>Vecchio compagno di università. Vi vedete per bere ogni tanto. Accesso agli archivi del giornale, voci di corridoio, contatti nel mondo della stampa.</w:t>
+        <w:t>Vecchio compagno di università. Vi vedete ogni tanto — lui beve, tu ordini tè oolong. Accesso agli archivi del giornale, voci di corridoio, contatti nel mondo della stampa.</w:t>
       </w:r>
     </w:p>
     <w:p>
@@ -3022,6 +3139,7 @@
     </w:p>
     <w:p>
       <w:pPr>
+        <w:keepLines/>
         <w:spacing w:after="40"/>
         <w:ind w:left="170"/>
       </w:pPr>
@@ -3037,7 +3155,7 @@
     </w:p>
     <w:p>
       <w:pPr>
-        <w:spacing w:before="120" w:after="120"/>
+        <w:spacing w:before="80" w:after="80"/>
         <w:jc w:val="center"/>
       </w:pPr>
       <w:r>
@@ -3052,6 +3170,7 @@
     </w:p>
     <w:p>
       <w:pPr>
+        <w:keepNext/>
         <w:spacing w:before="160" w:after="80"/>
       </w:pPr>
       <w:r>
@@ -3204,7 +3323,7 @@
     </w:p>
     <w:p>
       <w:pPr>
-        <w:spacing w:before="120" w:after="120"/>
+        <w:spacing w:before="80" w:after="80"/>
         <w:jc w:val="center"/>
       </w:pPr>
       <w:r>
@@ -3219,6 +3338,7 @@
     </w:p>
     <w:p>
       <w:pPr>
+        <w:keepNext/>
         <w:spacing w:before="160" w:after="80"/>
       </w:pPr>
       <w:r>
@@ -3371,7 +3491,7 @@
     </w:p>
     <w:p>
       <w:pPr>
-        <w:spacing w:before="120" w:after="120"/>
+        <w:spacing w:before="80" w:after="80"/>
         <w:jc w:val="center"/>
       </w:pPr>
       <w:r>
@@ -3386,6 +3506,7 @@
     </w:p>
     <w:p>
       <w:pPr>
+        <w:keepNext/>
         <w:spacing w:before="160" w:after="80"/>
       </w:pPr>
       <w:r>
@@ -3418,6 +3539,8 @@
     </w:p>
     <w:p>
       <w:pPr>
+        <w:keepNext/>
+        <w:keepLines/>
         <w:spacing w:after="60"/>
         <w:ind w:left="170"/>
       </w:pPr>
@@ -3442,6 +3565,8 @@
     </w:p>
     <w:p>
       <w:pPr>
+        <w:keepNext/>
+        <w:keepLines/>
         <w:spacing w:after="60"/>
         <w:ind w:left="170"/>
       </w:pPr>
@@ -3466,6 +3591,8 @@
     </w:p>
     <w:p>
       <w:pPr>
+        <w:keepNext/>
+        <w:keepLines/>
         <w:spacing w:after="60"/>
         <w:ind w:left="170"/>
       </w:pPr>
@@ -3490,6 +3617,7 @@
     </w:p>
     <w:p>
       <w:pPr>
+        <w:keepLines/>
         <w:spacing w:after="60"/>
         <w:ind w:left="170"/>
       </w:pPr>

--- a/Investigare/pg/ANTEPRIMA_Yamamoto_Kenji.docx
+++ b/Investigare/pg/ANTEPRIMA_Yamamoto_Kenji.docx
@@ -1295,7 +1295,7 @@
                 <w:color w:val="8B0000"/>
                 <w:sz w:val="16"/>
               </w:rPr>
-              <w:t>attributo più basso + 2d6 prendi il più alto; l'1 si ritira una sola volta. Il dado si ritira a ogni nuovo caso; i comprati si sommano sempre</w:t>
+              <w:t>attributo più basso + 2d6 prendi il più alto; l'1 si ritira sempre. Il dado si ritira a ogni nuovo caso; i comprati si sommano sempre</w:t>
             </w:r>
           </w:p>
           <w:p>
